--- a/แม่แบบหนังสือส่งใหม่.docx
+++ b/แม่แบบหนังสือส่งใหม่.docx
@@ -211,7 +211,7 @@
     </w:p>
     <w:p>
       <w:pPr>
-        <w:spacing w:before="240"/>
+        <w:spacing w:before="120"/>
         <w:rPr>
           <w:rFonts w:ascii="TH SarabunPSK" w:eastAsia="Sarabun" w:hAnsi="TH SarabunPSK" w:cs="TH SarabunPSK"/>
         </w:rPr>
@@ -225,7 +225,7 @@
     </w:p>
     <w:p>
       <w:pPr>
-        <w:spacing w:before="240"/>
+        <w:spacing w:before="120"/>
         <w:rPr>
           <w:rFonts w:ascii="TH SarabunPSK" w:eastAsia="Sarabun" w:hAnsi="TH SarabunPSK" w:cs="TH SarabunPSK"/>
         </w:rPr>
@@ -239,6 +239,7 @@
     </w:p>
     <w:p>
       <w:pPr>
+        <w:spacing w:before="120"/>
         <w:rPr>
           <w:rFonts w:ascii="TH SarabunPSK" w:eastAsia="Sarabun" w:hAnsi="TH SarabunPSK" w:cs="TH SarabunPSK"/>
         </w:rPr>
@@ -983,7 +984,7 @@
     </w:p>
     <w:p>
       <w:pPr>
-        <w:spacing w:before="240"/>
+        <w:spacing w:before="120"/>
         <w:ind w:right="-23" w:firstLine="720"/>
         <w:jc w:val="both"/>
         <w:rPr>
@@ -1159,6 +1160,34 @@
       </w:r>
       <w:r>
         <w:rPr>
+          <w:rFonts w:ascii="TH SarabunPSK" w:hAnsi="TH SarabunPSK" w:cs="TH SarabunPSK"/>
+          <w:lang w:val="en-US"/>
+        </w:rPr>
+        <w:t xml:space="preserve"> </w:t>
+      </w:r>
+      <w:r>
+        <w:rPr>
+          <w:rFonts w:ascii="TH SarabunPSK" w:eastAsia="Sarabun" w:hAnsi="TH SarabunPSK" w:cs="TH SarabunPSK"/>
+          <w:lang w:val="en-US"/>
+        </w:rPr>
+        <w:t>{</w:t>
+      </w:r>
+      <w:r>
+        <w:rPr>
+          <w:rFonts w:ascii="TH SarabunPSK" w:eastAsia="Sarabun" w:hAnsi="TH SarabunPSK" w:cs="TH SarabunPSK"/>
+          <w:lang w:val="en-US"/>
+        </w:rPr>
+        <w:t>province</w:t>
+      </w:r>
+      <w:r>
+        <w:rPr>
+          <w:rFonts w:ascii="TH SarabunPSK" w:eastAsia="Sarabun" w:hAnsi="TH SarabunPSK" w:cs="TH SarabunPSK"/>
+          <w:lang w:val="en-US"/>
+        </w:rPr>
+        <w:t>}</w:t>
+      </w:r>
+      <w:r>
+        <w:rPr>
           <w:rFonts w:ascii="TH SarabunPSK" w:eastAsia="Sarabun" w:hAnsi="TH SarabunPSK" w:cs="TH SarabunPSK"/>
         </w:rPr>
         <w:t xml:space="preserve"> </w:t>
@@ -1444,7 +1473,7 @@
     </w:p>
     <w:p>
       <w:pPr>
-        <w:spacing w:before="240" w:after="240"/>
+        <w:spacing w:before="120" w:after="240"/>
         <w:ind w:left="720" w:firstLine="720"/>
         <w:rPr>
           <w:rFonts w:ascii="TH SarabunPSK" w:eastAsia="Sarabun" w:hAnsi="TH SarabunPSK" w:cs="TH SarabunPSK"/>
@@ -1472,7 +1501,6 @@
         <w:rPr>
           <w:rFonts w:ascii="TH SarabunPSK" w:eastAsia="Sarabun" w:hAnsi="TH SarabunPSK" w:cs="TH SarabunPSK"/>
         </w:rPr>
-        <w:lastRenderedPageBreak/>
         <w:t xml:space="preserve">                                                            </w:t>
       </w:r>
       <w:r>
@@ -1564,18 +1592,6 @@
         </w:rPr>
         <w:t>ผู้อำนวยการโรงเรียนวังน้ำเย็นวิทยาคม</w:t>
       </w:r>
-    </w:p>
-    <w:p>
-      <w:pPr>
-        <w:jc w:val="center"/>
-        <w:rPr>
-          <w:rFonts w:ascii="TH SarabunPSK" w:eastAsia="Sarabun" w:hAnsi="TH SarabunPSK" w:cs="TH SarabunPSK"/>
-          <w:b/>
-          <w:bCs/>
-          <w:sz w:val="36"/>
-          <w:szCs w:val="36"/>
-        </w:rPr>
-      </w:pPr>
     </w:p>
     <w:sectPr>
       <w:footerReference w:type="default" r:id="rId8"/>

--- a/แม่แบบหนังสือส่งใหม่.docx
+++ b/แม่แบบหนังสือส่งใหม่.docx
@@ -1351,14 +1351,6 @@
           <w:lang w:val="en-US"/>
         </w:rPr>
         <w:t xml:space="preserve"> ค้างคืนที่</w:t>
-      </w:r>
-      <w:r>
-        <w:rPr>
-          <w:rFonts w:ascii="TH SarabunPSK" w:eastAsia="Sarabun" w:hAnsi="TH SarabunPSK" w:cs="TH SarabunPSK"/>
-          <w:color w:val="000000" w:themeColor="text1"/>
-          <w:lang w:val="en-US"/>
-        </w:rPr>
-        <w:t xml:space="preserve"> </w:t>
       </w:r>
       <w:r>
         <w:rPr>
